--- a/resume/cv-short.docx
+++ b/resume/cv-short.docx
@@ -892,7 +892,7 @@
           <w:sz w:val="16"/>
           <w:szCs w:val="16"/>
         </w:rPr>
-        <w:t xml:space="preserve">ICML 2026 Gold Reviewer, 2026</w:t>
+        <w:t xml:space="preserve">Sigmod 2026 Distinguished PC Member, 2026</w:t>
       </w:r>
     </w:p>
     <w:p>
@@ -921,7 +921,7 @@
           <w:sz w:val="16"/>
           <w:szCs w:val="16"/>
         </w:rPr>
-        <w:t xml:space="preserve">National Academy of Engineering of Korea (NAEK) member, 2025.12</w:t>
+        <w:t xml:space="preserve">Sigmod 2026 Distinguished Reviewer, 2026</w:t>
       </w:r>
     </w:p>
     <w:p>
@@ -950,7 +950,94 @@
           <w:sz w:val="16"/>
           <w:szCs w:val="16"/>
         </w:rPr>
+        <w:t xml:space="preserve">ICML 2026 Gold Reviewer, 2026</w:t>
+      </w:r>
+    </w:p>
+    <w:p>
+      <w:pPr>
+        <w:pBdr>
+          <w:top w:val="nil"/>
+          <w:left w:val="nil"/>
+          <w:bottom w:val="nil"/>
+          <w:right w:val="nil"/>
+          <w:between w:val="nil"/>
+        </w:pBdr>
+        <w:spacing w:line="240" w:lineRule="auto"/>
+        <w:ind w:left="0" w:hanging="2"/>
+        <w:jc w:val="left"/>
+        <w:rPr>
+          <w:rFonts w:ascii="Times New Roman" w:eastAsia="Times New Roman"/>
+          <w:color w:val="000000"/>
+          <w:sz w:val="16"/>
+          <w:szCs w:val="16"/>
+        </w:rPr>
+      </w:pPr>
+      <w:r>
+        <w:rPr>
+          <w:rFonts w:ascii="Times New Roman" w:eastAsia="Times New Roman"/>
+          <w:color w:val="000000"/>
+          <w:sz w:val="16"/>
+          <w:szCs w:val="16"/>
+        </w:rPr>
+        <w:t xml:space="preserve">National Academy of Engineering of Korea (NAEK) member, 2025.12</w:t>
+      </w:r>
+    </w:p>
+    <w:p>
+      <w:pPr>
+        <w:pBdr>
+          <w:top w:val="nil"/>
+          <w:left w:val="nil"/>
+          <w:bottom w:val="nil"/>
+          <w:right w:val="nil"/>
+          <w:between w:val="nil"/>
+        </w:pBdr>
+        <w:spacing w:line="240" w:lineRule="auto"/>
+        <w:ind w:left="0" w:hanging="2"/>
+        <w:jc w:val="left"/>
+        <w:rPr>
+          <w:rFonts w:ascii="Times New Roman" w:eastAsia="Times New Roman"/>
+          <w:color w:val="000000"/>
+          <w:sz w:val="16"/>
+          <w:szCs w:val="16"/>
+        </w:rPr>
+      </w:pPr>
+      <w:r>
+        <w:rPr>
+          <w:rFonts w:ascii="Times New Roman" w:eastAsia="Times New Roman"/>
+          <w:color w:val="000000"/>
+          <w:sz w:val="16"/>
+          <w:szCs w:val="16"/>
+        </w:rPr>
         <w:t xml:space="preserve">Sigmod 2025 Distinguished PC member, 2025</w:t>
+      </w:r>
+    </w:p>
+    <w:p>
+      <w:pPr>
+        <w:pBdr>
+          <w:top w:val="nil"/>
+          <w:left w:val="nil"/>
+          <w:bottom w:val="nil"/>
+          <w:right w:val="nil"/>
+          <w:between w:val="nil"/>
+        </w:pBdr>
+        <w:spacing w:line="240" w:lineRule="auto"/>
+        <w:ind w:left="0" w:hanging="2"/>
+        <w:jc w:val="left"/>
+        <w:rPr>
+          <w:rFonts w:ascii="Times New Roman" w:eastAsia="Times New Roman"/>
+          <w:color w:val="000000"/>
+          <w:sz w:val="16"/>
+          <w:szCs w:val="16"/>
+        </w:rPr>
+      </w:pPr>
+      <w:r>
+        <w:rPr>
+          <w:rFonts w:ascii="Times New Roman" w:eastAsia="Times New Roman"/>
+          <w:color w:val="000000"/>
+          <w:sz w:val="16"/>
+          <w:szCs w:val="16"/>
+        </w:rPr>
+        <w:t xml:space="preserve">VLDB 2025 Distinguished Reviewer Award, 2025</w:t>
       </w:r>
     </w:p>
     <w:p>

--- a/resume/cv-short.docx
+++ b/resume/cv-short.docx
@@ -893,35 +893,6 @@
           <w:szCs w:val="16"/>
         </w:rPr>
         <w:t xml:space="preserve">Sigmod 2026 Distinguished PC Member, 2026</w:t>
-      </w:r>
-    </w:p>
-    <w:p>
-      <w:pPr>
-        <w:pBdr>
-          <w:top w:val="nil"/>
-          <w:left w:val="nil"/>
-          <w:bottom w:val="nil"/>
-          <w:right w:val="nil"/>
-          <w:between w:val="nil"/>
-        </w:pBdr>
-        <w:spacing w:line="240" w:lineRule="auto"/>
-        <w:ind w:left="0" w:hanging="2"/>
-        <w:jc w:val="left"/>
-        <w:rPr>
-          <w:rFonts w:ascii="Times New Roman" w:eastAsia="Times New Roman"/>
-          <w:color w:val="000000"/>
-          <w:sz w:val="16"/>
-          <w:szCs w:val="16"/>
-        </w:rPr>
-      </w:pPr>
-      <w:r>
-        <w:rPr>
-          <w:rFonts w:ascii="Times New Roman" w:eastAsia="Times New Roman"/>
-          <w:color w:val="000000"/>
-          <w:sz w:val="16"/>
-          <w:szCs w:val="16"/>
-        </w:rPr>
-        <w:t xml:space="preserve">Sigmod 2026 Distinguished Reviewer, 2026</w:t>
       </w:r>
     </w:p>
     <w:p>

--- a/resume/cv-short.docx
+++ b/resume/cv-short.docx
@@ -3134,7 +3134,7 @@
           <w:sz w:val="16"/>
           <w:szCs w:val="16"/>
         </w:rPr>
-        <w:t>NeurIPS: 2026</w:t>
+        <w:t>NeurIPS: 2026, 2025</w:t>
       </w:r>
     </w:p>
     <w:p>
